--- a/Bug Fix Log.docx
+++ b/Bug Fix Log.docx
@@ -4,86 +4,1037 @@
   <w:body>
     <w:p>
       <w:pPr>
+        <w:jc w:val="center"/>
         <w:rPr>
           <w:b/>
           <w:bCs/>
-          <w:sz w:val="36"/>
-          <w:szCs w:val="36"/>
+          <w:sz w:val="40"/>
+          <w:szCs w:val="40"/>
         </w:rPr>
       </w:pPr>
       <w:r>
         <w:rPr>
           <w:b/>
           <w:bCs/>
-          <w:sz w:val="36"/>
-          <w:szCs w:val="36"/>
-        </w:rPr>
-        <w:drawing>
-          <wp:anchor distT="0" distB="0" distL="114300" distR="114300" simplePos="0" relativeHeight="251658240" behindDoc="0" locked="0" layoutInCell="1" allowOverlap="1" wp14:anchorId="5AA33E0B" wp14:editId="216BF800">
-            <wp:simplePos x="0" y="0"/>
-            <wp:positionH relativeFrom="margin">
-              <wp:posOffset>-655320</wp:posOffset>
-            </wp:positionH>
-            <wp:positionV relativeFrom="paragraph">
-              <wp:posOffset>457200</wp:posOffset>
-            </wp:positionV>
-            <wp:extent cx="6926580" cy="3749040"/>
-            <wp:effectExtent l="0" t="0" r="7620" b="3810"/>
-            <wp:wrapTopAndBottom/>
-            <wp:docPr id="366261643" name="Picture 1"/>
-            <wp:cNvGraphicFramePr>
-              <a:graphicFrameLocks xmlns:a="http://schemas.openxmlformats.org/drawingml/2006/main" noChangeAspect="1"/>
-            </wp:cNvGraphicFramePr>
-            <a:graphic xmlns:a="http://schemas.openxmlformats.org/drawingml/2006/main">
-              <a:graphicData uri="http://schemas.openxmlformats.org/drawingml/2006/picture">
-                <pic:pic xmlns:pic="http://schemas.openxmlformats.org/drawingml/2006/picture">
-                  <pic:nvPicPr>
-                    <pic:cNvPr id="366261643" name=""/>
-                    <pic:cNvPicPr/>
-                  </pic:nvPicPr>
-                  <pic:blipFill>
-                    <a:blip r:embed="rId4">
-                      <a:extLst>
-                        <a:ext uri="{28A0092B-C50C-407E-A947-70E740481C1C}">
-                          <a14:useLocalDpi xmlns:a14="http://schemas.microsoft.com/office/drawing/2010/main" val="0"/>
-                        </a:ext>
-                      </a:extLst>
-                    </a:blip>
-                    <a:stretch>
-                      <a:fillRect/>
-                    </a:stretch>
-                  </pic:blipFill>
-                  <pic:spPr>
-                    <a:xfrm>
-                      <a:off x="0" y="0"/>
-                      <a:ext cx="6926580" cy="3749040"/>
-                    </a:xfrm>
-                    <a:prstGeom prst="rect">
-                      <a:avLst/>
-                    </a:prstGeom>
-                  </pic:spPr>
-                </pic:pic>
-              </a:graphicData>
-            </a:graphic>
-            <wp14:sizeRelH relativeFrom="margin">
-              <wp14:pctWidth>0</wp14:pctWidth>
-            </wp14:sizeRelH>
-            <wp14:sizeRelV relativeFrom="margin">
-              <wp14:pctHeight>0</wp14:pctHeight>
-            </wp14:sizeRelV>
-          </wp:anchor>
-        </w:drawing>
-      </w:r>
-      <w:r>
-        <w:rPr>
-          <w:b/>
-          <w:bCs/>
-          <w:sz w:val="36"/>
-          <w:szCs w:val="36"/>
+          <w:sz w:val="40"/>
+          <w:szCs w:val="40"/>
         </w:rPr>
         <w:t>Bug Fix Log</w:t>
       </w:r>
     </w:p>
+    <w:tbl>
+      <w:tblPr>
+        <w:tblStyle w:val="TableGrid"/>
+        <w:tblW w:w="9493" w:type="dxa"/>
+        <w:tblLook w:val="04A0" w:firstRow="1" w:lastRow="0" w:firstColumn="1" w:lastColumn="0" w:noHBand="0" w:noVBand="1"/>
+      </w:tblPr>
+      <w:tblGrid>
+        <w:gridCol w:w="1142"/>
+        <w:gridCol w:w="2001"/>
+        <w:gridCol w:w="1528"/>
+        <w:gridCol w:w="1384"/>
+        <w:gridCol w:w="1649"/>
+        <w:gridCol w:w="1789"/>
+      </w:tblGrid>
+      <w:tr>
+        <w:tc>
+          <w:tcPr>
+            <w:tcW w:w="1142" w:type="dxa"/>
+          </w:tcPr>
+          <w:p>
+            <w:pPr>
+              <w:tabs>
+                <w:tab w:val="left" w:pos="3960"/>
+              </w:tabs>
+            </w:pPr>
+            <w:r>
+              <w:t>#</w:t>
+            </w:r>
+          </w:p>
+        </w:tc>
+        <w:tc>
+          <w:tcPr>
+            <w:tcW w:w="2001" w:type="dxa"/>
+          </w:tcPr>
+          <w:tbl>
+            <w:tblPr>
+              <w:tblW w:w="1785" w:type="dxa"/>
+              <w:tblCellSpacing w:w="15" w:type="dxa"/>
+              <w:tblCellMar>
+                <w:top w:w="15" w:type="dxa"/>
+                <w:left w:w="15" w:type="dxa"/>
+                <w:bottom w:w="15" w:type="dxa"/>
+                <w:right w:w="15" w:type="dxa"/>
+              </w:tblCellMar>
+              <w:tblLook w:val="04A0" w:firstRow="1" w:lastRow="0" w:firstColumn="1" w:lastColumn="0" w:noHBand="0" w:noVBand="1"/>
+            </w:tblPr>
+            <w:tblGrid>
+              <w:gridCol w:w="1200"/>
+              <w:gridCol w:w="585"/>
+            </w:tblGrid>
+            <w:tr>
+              <w:trPr>
+                <w:tblHeader/>
+                <w:tblCellSpacing w:w="15" w:type="dxa"/>
+              </w:trPr>
+              <w:tc>
+                <w:tcPr>
+                  <w:tcW w:w="0" w:type="auto"/>
+                  <w:vAlign w:val="center"/>
+                  <w:hideMark/>
+                </w:tcPr>
+                <w:p>
+                  <w:pPr>
+                    <w:spacing w:after="0" w:line="240" w:lineRule="auto"/>
+                    <w:jc w:val="center"/>
+                    <w:rPr>
+                      <w:rFonts w:ascii="Times New Roman" w:eastAsia="Times New Roman" w:hAnsi="Times New Roman" w:cs="Times New Roman"/>
+                      <w:kern w:val="0"/>
+                      <w:lang w:eastAsia="en-IN"/>
+                      <w14:ligatures w14:val="none"/>
+                    </w:rPr>
+                  </w:pPr>
+                  <w:r>
+                    <w:rPr>
+                      <w:rFonts w:ascii="Times New Roman" w:eastAsia="Times New Roman" w:hAnsi="Times New Roman" w:cs="Times New Roman"/>
+                      <w:kern w:val="0"/>
+                      <w:lang w:eastAsia="en-IN"/>
+                      <w14:ligatures w14:val="none"/>
+                    </w:rPr>
+                    <w:t>Bug / Issue Identified</w:t>
+                  </w:r>
+                </w:p>
+              </w:tc>
+              <w:tc>
+                <w:tcPr>
+                  <w:tcW w:w="540" w:type="dxa"/>
+                  <w:vAlign w:val="center"/>
+                  <w:hideMark/>
+                </w:tcPr>
+                <w:p>
+                  <w:pPr>
+                    <w:spacing w:after="0" w:line="240" w:lineRule="auto"/>
+                    <w:jc w:val="center"/>
+                    <w:rPr>
+                      <w:rFonts w:ascii="Times New Roman" w:eastAsia="Times New Roman" w:hAnsi="Times New Roman" w:cs="Times New Roman"/>
+                      <w:kern w:val="0"/>
+                      <w:lang w:eastAsia="en-IN"/>
+                      <w14:ligatures w14:val="none"/>
+                    </w:rPr>
+                  </w:pPr>
+                </w:p>
+              </w:tc>
+            </w:tr>
+          </w:tbl>
+          <w:p>
+            <w:pPr>
+              <w:tabs>
+                <w:tab w:val="left" w:pos="3960"/>
+              </w:tabs>
+            </w:pPr>
+          </w:p>
+        </w:tc>
+        <w:tc>
+          <w:tcPr>
+            <w:tcW w:w="1528" w:type="dxa"/>
+          </w:tcPr>
+          <w:p>
+            <w:pPr>
+              <w:tabs>
+                <w:tab w:val="left" w:pos="3960"/>
+              </w:tabs>
+            </w:pPr>
+            <w:r>
+              <w:rPr>
+                <w:rFonts w:ascii="Times New Roman" w:eastAsia="Times New Roman" w:hAnsi="Times New Roman" w:cs="Times New Roman"/>
+                <w:kern w:val="0"/>
+                <w:lang w:eastAsia="en-IN"/>
+                <w14:ligatures w14:val="none"/>
+              </w:rPr>
+              <w:t>How Reproduced It</w:t>
+            </w:r>
+          </w:p>
+        </w:tc>
+        <w:tc>
+          <w:tcPr>
+            <w:tcW w:w="1384" w:type="dxa"/>
+          </w:tcPr>
+          <w:tbl>
+            <w:tblPr>
+              <w:tblW w:w="0" w:type="auto"/>
+              <w:tblCellSpacing w:w="15" w:type="dxa"/>
+              <w:tblCellMar>
+                <w:top w:w="15" w:type="dxa"/>
+                <w:left w:w="15" w:type="dxa"/>
+                <w:bottom w:w="15" w:type="dxa"/>
+                <w:right w:w="15" w:type="dxa"/>
+              </w:tblCellMar>
+              <w:tblLook w:val="04A0" w:firstRow="1" w:lastRow="0" w:firstColumn="1" w:lastColumn="0" w:noHBand="0" w:noVBand="1"/>
+            </w:tblPr>
+            <w:tblGrid>
+              <w:gridCol w:w="81"/>
+              <w:gridCol w:w="940"/>
+              <w:gridCol w:w="66"/>
+              <w:gridCol w:w="81"/>
+            </w:tblGrid>
+            <w:tr>
+              <w:trPr>
+                <w:tblHeader/>
+                <w:tblCellSpacing w:w="15" w:type="dxa"/>
+              </w:trPr>
+              <w:tc>
+                <w:tcPr>
+                  <w:tcW w:w="0" w:type="auto"/>
+                  <w:vAlign w:val="center"/>
+                  <w:hideMark/>
+                </w:tcPr>
+                <w:p>
+                  <w:pPr>
+                    <w:spacing w:after="0" w:line="240" w:lineRule="auto"/>
+                    <w:jc w:val="center"/>
+                    <w:rPr>
+                      <w:rFonts w:ascii="Times New Roman" w:eastAsia="Times New Roman" w:hAnsi="Times New Roman" w:cs="Times New Roman"/>
+                      <w:kern w:val="0"/>
+                      <w:lang w:eastAsia="en-IN"/>
+                      <w14:ligatures w14:val="none"/>
+                    </w:rPr>
+                  </w:pPr>
+                </w:p>
+              </w:tc>
+              <w:tc>
+                <w:tcPr>
+                  <w:tcW w:w="0" w:type="auto"/>
+                  <w:vAlign w:val="center"/>
+                  <w:hideMark/>
+                </w:tcPr>
+                <w:p>
+                  <w:pPr>
+                    <w:spacing w:after="0" w:line="240" w:lineRule="auto"/>
+                    <w:rPr>
+                      <w:rFonts w:ascii="Times New Roman" w:eastAsia="Times New Roman" w:hAnsi="Times New Roman" w:cs="Times New Roman"/>
+                      <w:kern w:val="0"/>
+                      <w:lang w:eastAsia="en-IN"/>
+                      <w14:ligatures w14:val="none"/>
+                    </w:rPr>
+                  </w:pPr>
+                  <w:r>
+                    <w:rPr>
+                      <w:rFonts w:ascii="Times New Roman" w:eastAsia="Times New Roman" w:hAnsi="Times New Roman" w:cs="Times New Roman"/>
+                      <w:kern w:val="0"/>
+                      <w:lang w:eastAsia="en-IN"/>
+                      <w14:ligatures w14:val="none"/>
+                    </w:rPr>
+                    <w:t>Root Cause</w:t>
+                  </w:r>
+                </w:p>
+              </w:tc>
+              <w:tc>
+                <w:tcPr>
+                  <w:tcW w:w="0" w:type="auto"/>
+                  <w:vAlign w:val="center"/>
+                  <w:hideMark/>
+                </w:tcPr>
+                <w:p>
+                  <w:pPr>
+                    <w:spacing w:after="0" w:line="240" w:lineRule="auto"/>
+                    <w:jc w:val="center"/>
+                    <w:rPr>
+                      <w:rFonts w:ascii="Times New Roman" w:eastAsia="Times New Roman" w:hAnsi="Times New Roman" w:cs="Times New Roman"/>
+                      <w:kern w:val="0"/>
+                      <w:lang w:eastAsia="en-IN"/>
+                      <w14:ligatures w14:val="none"/>
+                    </w:rPr>
+                  </w:pPr>
+                </w:p>
+              </w:tc>
+              <w:tc>
+                <w:tcPr>
+                  <w:tcW w:w="0" w:type="auto"/>
+                  <w:vAlign w:val="center"/>
+                  <w:hideMark/>
+                </w:tcPr>
+                <w:p>
+                  <w:pPr>
+                    <w:spacing w:after="0" w:line="240" w:lineRule="auto"/>
+                    <w:jc w:val="center"/>
+                    <w:rPr>
+                      <w:rFonts w:ascii="Times New Roman" w:eastAsia="Times New Roman" w:hAnsi="Times New Roman" w:cs="Times New Roman"/>
+                      <w:kern w:val="0"/>
+                      <w:lang w:eastAsia="en-IN"/>
+                      <w14:ligatures w14:val="none"/>
+                    </w:rPr>
+                  </w:pPr>
+                </w:p>
+              </w:tc>
+            </w:tr>
+          </w:tbl>
+          <w:p>
+            <w:pPr>
+              <w:tabs>
+                <w:tab w:val="left" w:pos="3960"/>
+              </w:tabs>
+            </w:pPr>
+          </w:p>
+        </w:tc>
+        <w:tc>
+          <w:tcPr>
+            <w:tcW w:w="1649" w:type="dxa"/>
+          </w:tcPr>
+          <w:p>
+            <w:pPr>
+              <w:tabs>
+                <w:tab w:val="left" w:pos="3960"/>
+              </w:tabs>
+              <w:jc w:val="center"/>
+            </w:pPr>
+            <w:r>
+              <w:rPr>
+                <w:rFonts w:ascii="Times New Roman" w:eastAsia="Times New Roman" w:hAnsi="Times New Roman" w:cs="Times New Roman"/>
+                <w:kern w:val="0"/>
+                <w:lang w:eastAsia="en-IN"/>
+                <w14:ligatures w14:val="none"/>
+              </w:rPr>
+              <w:t>Fix Implemented</w:t>
+            </w:r>
+          </w:p>
+        </w:tc>
+        <w:tc>
+          <w:tcPr>
+            <w:tcW w:w="1789" w:type="dxa"/>
+          </w:tcPr>
+          <w:p>
+            <w:pPr>
+              <w:tabs>
+                <w:tab w:val="left" w:pos="3960"/>
+              </w:tabs>
+            </w:pPr>
+            <w:r>
+              <w:rPr>
+                <w:rFonts w:ascii="Times New Roman" w:eastAsia="Times New Roman" w:hAnsi="Times New Roman" w:cs="Times New Roman"/>
+                <w:kern w:val="0"/>
+                <w:lang w:eastAsia="en-IN"/>
+                <w14:ligatures w14:val="none"/>
+              </w:rPr>
+              <w:t>How Tested</w:t>
+            </w:r>
+          </w:p>
+        </w:tc>
+      </w:tr>
+      <w:tr>
+        <w:tc>
+          <w:tcPr>
+            <w:tcW w:w="1142" w:type="dxa"/>
+          </w:tcPr>
+          <w:p>
+            <w:pPr>
+              <w:tabs>
+                <w:tab w:val="left" w:pos="3960"/>
+              </w:tabs>
+            </w:pPr>
+            <w:r>
+              <w:t>1</w:t>
+            </w:r>
+          </w:p>
+        </w:tc>
+        <w:tc>
+          <w:tcPr>
+            <w:tcW w:w="2001" w:type="dxa"/>
+          </w:tcPr>
+          <w:tbl>
+            <w:tblPr>
+              <w:tblW w:w="0" w:type="auto"/>
+              <w:tblCellSpacing w:w="15" w:type="dxa"/>
+              <w:tblCellMar>
+                <w:top w:w="15" w:type="dxa"/>
+                <w:left w:w="15" w:type="dxa"/>
+                <w:bottom w:w="15" w:type="dxa"/>
+                <w:right w:w="15" w:type="dxa"/>
+              </w:tblCellMar>
+              <w:tblLook w:val="04A0" w:firstRow="1" w:lastRow="0" w:firstColumn="1" w:lastColumn="0" w:noHBand="0" w:noVBand="1"/>
+            </w:tblPr>
+            <w:tblGrid>
+              <w:gridCol w:w="96"/>
+            </w:tblGrid>
+            <w:tr>
+              <w:trPr>
+                <w:tblCellSpacing w:w="15" w:type="dxa"/>
+              </w:trPr>
+              <w:tc>
+                <w:tcPr>
+                  <w:tcW w:w="0" w:type="auto"/>
+                  <w:vAlign w:val="center"/>
+                  <w:hideMark/>
+                </w:tcPr>
+                <w:p>
+                  <w:pPr>
+                    <w:tabs>
+                      <w:tab w:val="left" w:pos="3960"/>
+                    </w:tabs>
+                    <w:spacing w:after="0" w:line="240" w:lineRule="auto"/>
+                  </w:pPr>
+                </w:p>
+              </w:tc>
+            </w:tr>
+          </w:tbl>
+          <w:p>
+            <w:pPr>
+              <w:tabs>
+                <w:tab w:val="left" w:pos="3960"/>
+              </w:tabs>
+              <w:rPr>
+                <w:vanish/>
+              </w:rPr>
+            </w:pPr>
+          </w:p>
+          <w:tbl>
+            <w:tblPr>
+              <w:tblW w:w="0" w:type="auto"/>
+              <w:tblCellSpacing w:w="15" w:type="dxa"/>
+              <w:tblCellMar>
+                <w:top w:w="15" w:type="dxa"/>
+                <w:left w:w="15" w:type="dxa"/>
+                <w:bottom w:w="15" w:type="dxa"/>
+                <w:right w:w="15" w:type="dxa"/>
+              </w:tblCellMar>
+              <w:tblLook w:val="04A0" w:firstRow="1" w:lastRow="0" w:firstColumn="1" w:lastColumn="0" w:noHBand="0" w:noVBand="1"/>
+            </w:tblPr>
+            <w:tblGrid>
+              <w:gridCol w:w="1785"/>
+            </w:tblGrid>
+            <w:tr>
+              <w:trPr>
+                <w:tblCellSpacing w:w="15" w:type="dxa"/>
+              </w:trPr>
+              <w:tc>
+                <w:tcPr>
+                  <w:tcW w:w="0" w:type="auto"/>
+                  <w:vAlign w:val="center"/>
+                  <w:hideMark/>
+                </w:tcPr>
+                <w:p>
+                  <w:pPr>
+                    <w:tabs>
+                      <w:tab w:val="left" w:pos="3960"/>
+                    </w:tabs>
+                    <w:spacing w:after="0" w:line="240" w:lineRule="auto"/>
+                  </w:pPr>
+                  <w:r>
+                    <w:t>Same BITS ID incorrectly rejected across different courses</w:t>
+                  </w:r>
+                </w:p>
+              </w:tc>
+            </w:tr>
+          </w:tbl>
+          <w:p>
+            <w:pPr>
+              <w:tabs>
+                <w:tab w:val="left" w:pos="3960"/>
+              </w:tabs>
+            </w:pPr>
+          </w:p>
+        </w:tc>
+        <w:tc>
+          <w:tcPr>
+            <w:tcW w:w="1528" w:type="dxa"/>
+          </w:tcPr>
+          <w:p>
+            <w:pPr>
+              <w:tabs>
+                <w:tab w:val="left" w:pos="3960"/>
+              </w:tabs>
+              <w:jc w:val="center"/>
+            </w:pPr>
+            <w:r>
+              <w:t>Uploaded the same student ID for two different courses</w:t>
+            </w:r>
+          </w:p>
+        </w:tc>
+        <w:tc>
+          <w:tcPr>
+            <w:tcW w:w="1384" w:type="dxa"/>
+          </w:tcPr>
+          <w:p>
+            <w:pPr>
+              <w:tabs>
+                <w:tab w:val="left" w:pos="3960"/>
+              </w:tabs>
+              <w:jc w:val="center"/>
+            </w:pPr>
+            <w:r>
+              <w:t>Duplicate check used only BITS ID</w:t>
+            </w:r>
+          </w:p>
+        </w:tc>
+        <w:tc>
+          <w:tcPr>
+            <w:tcW w:w="1649" w:type="dxa"/>
+          </w:tcPr>
+          <w:p>
+            <w:pPr>
+              <w:jc w:val="center"/>
+            </w:pPr>
+            <w:r>
+              <w:t>Duplicate key changed to BITS ID + Course</w:t>
+            </w:r>
+          </w:p>
+        </w:tc>
+        <w:tc>
+          <w:tcPr>
+            <w:tcW w:w="1789" w:type="dxa"/>
+          </w:tcPr>
+          <w:p>
+            <w:pPr>
+              <w:tabs>
+                <w:tab w:val="left" w:pos="3960"/>
+              </w:tabs>
+            </w:pPr>
+            <w:r>
+              <w:t>Tested same ID across two courses and same ID within the same course</w:t>
+            </w:r>
+          </w:p>
+        </w:tc>
+      </w:tr>
+      <w:tr>
+        <w:tc>
+          <w:tcPr>
+            <w:tcW w:w="1142" w:type="dxa"/>
+          </w:tcPr>
+          <w:p>
+            <w:pPr>
+              <w:tabs>
+                <w:tab w:val="left" w:pos="3960"/>
+              </w:tabs>
+            </w:pPr>
+            <w:r>
+              <w:t>2</w:t>
+            </w:r>
+          </w:p>
+        </w:tc>
+        <w:tc>
+          <w:tcPr>
+            <w:tcW w:w="2001" w:type="dxa"/>
+          </w:tcPr>
+          <w:tbl>
+            <w:tblPr>
+              <w:tblW w:w="0" w:type="auto"/>
+              <w:tblCellSpacing w:w="15" w:type="dxa"/>
+              <w:tblCellMar>
+                <w:top w:w="15" w:type="dxa"/>
+                <w:left w:w="15" w:type="dxa"/>
+                <w:bottom w:w="15" w:type="dxa"/>
+                <w:right w:w="15" w:type="dxa"/>
+              </w:tblCellMar>
+              <w:tblLook w:val="04A0" w:firstRow="1" w:lastRow="0" w:firstColumn="1" w:lastColumn="0" w:noHBand="0" w:noVBand="1"/>
+            </w:tblPr>
+            <w:tblGrid>
+              <w:gridCol w:w="1785"/>
+            </w:tblGrid>
+            <w:tr>
+              <w:trPr>
+                <w:tblCellSpacing w:w="15" w:type="dxa"/>
+              </w:trPr>
+              <w:tc>
+                <w:tcPr>
+                  <w:tcW w:w="0" w:type="auto"/>
+                  <w:vAlign w:val="center"/>
+                  <w:hideMark/>
+                </w:tcPr>
+                <w:p>
+                  <w:pPr>
+                    <w:tabs>
+                      <w:tab w:val="left" w:pos="3960"/>
+                    </w:tabs>
+                    <w:spacing w:after="0" w:line="240" w:lineRule="auto"/>
+                  </w:pPr>
+                  <w:r>
+                    <w:t xml:space="preserve">Excel processing failed when </w:t>
+                  </w:r>
+                  <w:proofErr w:type="spellStart"/>
+                  <w:r>
+                    <w:t>SheetJS</w:t>
+                  </w:r>
+                  <w:proofErr w:type="spellEnd"/>
+                  <w:r>
+                    <w:t xml:space="preserve"> library wasn't loaded</w:t>
+                  </w:r>
+                </w:p>
+              </w:tc>
+            </w:tr>
+          </w:tbl>
+          <w:p>
+            <w:pPr>
+              <w:tabs>
+                <w:tab w:val="left" w:pos="3960"/>
+              </w:tabs>
+              <w:rPr>
+                <w:vanish/>
+              </w:rPr>
+            </w:pPr>
+          </w:p>
+          <w:tbl>
+            <w:tblPr>
+              <w:tblW w:w="0" w:type="auto"/>
+              <w:tblCellSpacing w:w="15" w:type="dxa"/>
+              <w:tblCellMar>
+                <w:top w:w="15" w:type="dxa"/>
+                <w:left w:w="15" w:type="dxa"/>
+                <w:bottom w:w="15" w:type="dxa"/>
+                <w:right w:w="15" w:type="dxa"/>
+              </w:tblCellMar>
+              <w:tblLook w:val="04A0" w:firstRow="1" w:lastRow="0" w:firstColumn="1" w:lastColumn="0" w:noHBand="0" w:noVBand="1"/>
+            </w:tblPr>
+            <w:tblGrid>
+              <w:gridCol w:w="96"/>
+            </w:tblGrid>
+            <w:tr>
+              <w:trPr>
+                <w:tblCellSpacing w:w="15" w:type="dxa"/>
+              </w:trPr>
+              <w:tc>
+                <w:tcPr>
+                  <w:tcW w:w="0" w:type="auto"/>
+                  <w:vAlign w:val="center"/>
+                  <w:hideMark/>
+                </w:tcPr>
+                <w:p>
+                  <w:pPr>
+                    <w:tabs>
+                      <w:tab w:val="left" w:pos="3960"/>
+                    </w:tabs>
+                    <w:spacing w:after="0" w:line="240" w:lineRule="auto"/>
+                  </w:pPr>
+                </w:p>
+              </w:tc>
+            </w:tr>
+          </w:tbl>
+          <w:p>
+            <w:pPr>
+              <w:tabs>
+                <w:tab w:val="left" w:pos="3960"/>
+              </w:tabs>
+            </w:pPr>
+          </w:p>
+        </w:tc>
+        <w:tc>
+          <w:tcPr>
+            <w:tcW w:w="1528" w:type="dxa"/>
+          </w:tcPr>
+          <w:p>
+            <w:pPr>
+              <w:tabs>
+                <w:tab w:val="left" w:pos="3960"/>
+              </w:tabs>
+              <w:jc w:val="center"/>
+            </w:pPr>
+            <w:r>
+              <w:t>Opened application and attempted Excel upload</w:t>
+            </w:r>
+          </w:p>
+        </w:tc>
+        <w:tc>
+          <w:tcPr>
+            <w:tcW w:w="1384" w:type="dxa"/>
+          </w:tcPr>
+          <w:p>
+            <w:pPr>
+              <w:jc w:val="center"/>
+            </w:pPr>
+            <w:r>
+              <w:t>External XLSX library was unavailable</w:t>
+            </w:r>
+          </w:p>
+        </w:tc>
+        <w:tc>
+          <w:tcPr>
+            <w:tcW w:w="1649" w:type="dxa"/>
+          </w:tcPr>
+          <w:p>
+            <w:pPr>
+              <w:tabs>
+                <w:tab w:val="left" w:pos="3960"/>
+              </w:tabs>
+            </w:pPr>
+            <w:r>
+              <w:t>Corrected library loading and added availability handling</w:t>
+            </w:r>
+          </w:p>
+        </w:tc>
+        <w:tc>
+          <w:tcPr>
+            <w:tcW w:w="1789" w:type="dxa"/>
+          </w:tcPr>
+          <w:p>
+            <w:r>
+              <w:t>Tested Excel upload after loading the application</w:t>
+            </w:r>
+          </w:p>
+        </w:tc>
+      </w:tr>
+      <w:tr>
+        <w:tc>
+          <w:tcPr>
+            <w:tcW w:w="1142" w:type="dxa"/>
+          </w:tcPr>
+          <w:p>
+            <w:pPr>
+              <w:tabs>
+                <w:tab w:val="left" w:pos="3960"/>
+              </w:tabs>
+            </w:pPr>
+            <w:r>
+              <w:t>3</w:t>
+            </w:r>
+          </w:p>
+        </w:tc>
+        <w:tc>
+          <w:tcPr>
+            <w:tcW w:w="2001" w:type="dxa"/>
+          </w:tcPr>
+          <w:p>
+            <w:pPr>
+              <w:tabs>
+                <w:tab w:val="left" w:pos="3960"/>
+              </w:tabs>
+            </w:pPr>
+            <w:r>
+              <w:t>Invalid marks accepted/handled incorrectly</w:t>
+            </w:r>
+          </w:p>
+        </w:tc>
+        <w:tc>
+          <w:tcPr>
+            <w:tcW w:w="1528" w:type="dxa"/>
+          </w:tcPr>
+          <w:p>
+            <w:pPr>
+              <w:jc w:val="center"/>
+            </w:pPr>
+            <w:r>
+              <w:t>Tested decimal, negative and marks above 100</w:t>
+            </w:r>
+          </w:p>
+        </w:tc>
+        <w:tc>
+          <w:tcPr>
+            <w:tcW w:w="1384" w:type="dxa"/>
+          </w:tcPr>
+          <w:p>
+            <w:pPr>
+              <w:jc w:val="center"/>
+            </w:pPr>
+            <w:r>
+              <w:t>Input validation was incomplete</w:t>
+            </w:r>
+          </w:p>
+        </w:tc>
+        <w:tc>
+          <w:tcPr>
+            <w:tcW w:w="1649" w:type="dxa"/>
+          </w:tcPr>
+          <w:p>
+            <w:r>
+              <w:t>Added strict 0–100 whole-number validation</w:t>
+            </w:r>
+          </w:p>
+        </w:tc>
+        <w:tc>
+          <w:tcPr>
+            <w:tcW w:w="1789" w:type="dxa"/>
+          </w:tcPr>
+          <w:p>
+            <w:pPr>
+              <w:tabs>
+                <w:tab w:val="left" w:pos="3960"/>
+              </w:tabs>
+            </w:pPr>
+            <w:r>
+              <w:t>Tested 0, 100, -1, 101 and decimal values</w:t>
+            </w:r>
+          </w:p>
+          <w:p>
+            <w:pPr>
+              <w:tabs>
+                <w:tab w:val="left" w:pos="1260"/>
+              </w:tabs>
+            </w:pPr>
+          </w:p>
+        </w:tc>
+      </w:tr>
+      <w:tr>
+        <w:tc>
+          <w:tcPr>
+            <w:tcW w:w="1142" w:type="dxa"/>
+          </w:tcPr>
+          <w:p>
+            <w:pPr>
+              <w:tabs>
+                <w:tab w:val="left" w:pos="3960"/>
+              </w:tabs>
+            </w:pPr>
+            <w:r>
+              <w:t>4</w:t>
+            </w:r>
+          </w:p>
+        </w:tc>
+        <w:tc>
+          <w:tcPr>
+            <w:tcW w:w="2001" w:type="dxa"/>
+          </w:tcPr>
+          <w:p>
+            <w:pPr>
+              <w:tabs>
+                <w:tab w:val="left" w:pos="3960"/>
+              </w:tabs>
+            </w:pPr>
+            <w:r>
+              <w:t>Final export did not contain enough grading context</w:t>
+            </w:r>
+          </w:p>
+        </w:tc>
+        <w:tc>
+          <w:tcPr>
+            <w:tcW w:w="1528" w:type="dxa"/>
+          </w:tcPr>
+          <w:p>
+            <w:pPr>
+              <w:tabs>
+                <w:tab w:val="left" w:pos="3960"/>
+              </w:tabs>
+              <w:jc w:val="center"/>
+            </w:pPr>
+            <w:r>
+              <w:t>Downloaded the final CSV and reviewed its contents.</w:t>
+            </w:r>
+          </w:p>
+        </w:tc>
+        <w:tc>
+          <w:tcPr>
+            <w:tcW w:w="1384" w:type="dxa"/>
+          </w:tcPr>
+          <w:p>
+            <w:pPr>
+              <w:tabs>
+                <w:tab w:val="left" w:pos="3960"/>
+              </w:tabs>
+            </w:pPr>
+            <w:r>
+              <w:t>Export contained results but limited audit information</w:t>
+            </w:r>
+          </w:p>
+          <w:p>
+            <w:pPr>
+              <w:jc w:val="center"/>
+            </w:pPr>
+          </w:p>
+        </w:tc>
+        <w:tc>
+          <w:tcPr>
+            <w:tcW w:w="1649" w:type="dxa"/>
+          </w:tcPr>
+          <w:p>
+            <w:pPr>
+              <w:tabs>
+                <w:tab w:val="left" w:pos="3960"/>
+              </w:tabs>
+            </w:pPr>
+            <w:r>
+              <w:t>Added timestamp and grading-scale information</w:t>
+            </w:r>
+          </w:p>
+        </w:tc>
+        <w:tc>
+          <w:tcPr>
+            <w:tcW w:w="1789" w:type="dxa"/>
+          </w:tcPr>
+          <w:tbl>
+            <w:tblPr>
+              <w:tblW w:w="0" w:type="auto"/>
+              <w:tblCellSpacing w:w="15" w:type="dxa"/>
+              <w:tblCellMar>
+                <w:top w:w="15" w:type="dxa"/>
+                <w:left w:w="15" w:type="dxa"/>
+                <w:bottom w:w="15" w:type="dxa"/>
+                <w:right w:w="15" w:type="dxa"/>
+              </w:tblCellMar>
+              <w:tblLook w:val="04A0" w:firstRow="1" w:lastRow="0" w:firstColumn="1" w:lastColumn="0" w:noHBand="0" w:noVBand="1"/>
+            </w:tblPr>
+            <w:tblGrid>
+              <w:gridCol w:w="96"/>
+            </w:tblGrid>
+            <w:tr>
+              <w:trPr>
+                <w:tblCellSpacing w:w="15" w:type="dxa"/>
+              </w:trPr>
+              <w:tc>
+                <w:tcPr>
+                  <w:tcW w:w="0" w:type="auto"/>
+                  <w:vAlign w:val="center"/>
+                  <w:hideMark/>
+                </w:tcPr>
+                <w:p>
+                  <w:pPr>
+                    <w:tabs>
+                      <w:tab w:val="left" w:pos="3960"/>
+                    </w:tabs>
+                    <w:spacing w:after="0" w:line="240" w:lineRule="auto"/>
+                  </w:pPr>
+                </w:p>
+              </w:tc>
+            </w:tr>
+          </w:tbl>
+          <w:p>
+            <w:pPr>
+              <w:tabs>
+                <w:tab w:val="left" w:pos="3960"/>
+              </w:tabs>
+              <w:rPr>
+                <w:vanish/>
+              </w:rPr>
+            </w:pPr>
+          </w:p>
+          <w:tbl>
+            <w:tblPr>
+              <w:tblW w:w="0" w:type="auto"/>
+              <w:tblCellSpacing w:w="15" w:type="dxa"/>
+              <w:tblCellMar>
+                <w:top w:w="15" w:type="dxa"/>
+                <w:left w:w="15" w:type="dxa"/>
+                <w:bottom w:w="15" w:type="dxa"/>
+                <w:right w:w="15" w:type="dxa"/>
+              </w:tblCellMar>
+              <w:tblLook w:val="04A0" w:firstRow="1" w:lastRow="0" w:firstColumn="1" w:lastColumn="0" w:noHBand="0" w:noVBand="1"/>
+            </w:tblPr>
+            <w:tblGrid>
+              <w:gridCol w:w="1573"/>
+            </w:tblGrid>
+            <w:tr>
+              <w:trPr>
+                <w:tblCellSpacing w:w="15" w:type="dxa"/>
+              </w:trPr>
+              <w:tc>
+                <w:tcPr>
+                  <w:tcW w:w="0" w:type="auto"/>
+                  <w:vAlign w:val="center"/>
+                  <w:hideMark/>
+                </w:tcPr>
+                <w:p>
+                  <w:pPr>
+                    <w:tabs>
+                      <w:tab w:val="left" w:pos="3960"/>
+                    </w:tabs>
+                    <w:spacing w:after="0" w:line="240" w:lineRule="auto"/>
+                  </w:pPr>
+                  <w:r>
+                    <w:t>Downloaded the CSV and verified the metadata</w:t>
+                  </w:r>
+                </w:p>
+              </w:tc>
+            </w:tr>
+          </w:tbl>
+          <w:p>
+            <w:pPr>
+              <w:tabs>
+                <w:tab w:val="left" w:pos="3960"/>
+              </w:tabs>
+            </w:pPr>
+          </w:p>
+        </w:tc>
+      </w:tr>
+    </w:tbl>
+    <w:p>
+      <w:pPr>
+        <w:tabs>
+          <w:tab w:val="left" w:pos="3960"/>
+        </w:tabs>
+      </w:pPr>
+      <w:r>
+        <w:tab/>
+      </w:r>
+    </w:p>
+    <w:p>
+      <w:pPr>
+        <w:tabs>
+          <w:tab w:val="left" w:pos="3960"/>
+        </w:tabs>
+      </w:pPr>
+    </w:p>
+    <w:p>
+      <w:pPr>
+        <w:tabs>
+          <w:tab w:val="left" w:pos="3960"/>
+        </w:tabs>
+      </w:pPr>
+    </w:p>
+    <w:p>
+      <w:pPr>
+        <w:tabs>
+          <w:tab w:val="left" w:pos="3960"/>
+        </w:tabs>
+      </w:pPr>
+    </w:p>
+    <w:p>
+      <w:pPr>
+        <w:tabs>
+          <w:tab w:val="left" w:pos="3960"/>
+        </w:tabs>
+      </w:pPr>
+    </w:p>
+    <w:p>
+      <w:pPr>
+        <w:tabs>
+          <w:tab w:val="left" w:pos="3960"/>
+        </w:tabs>
+      </w:pPr>
+    </w:p>
+    <w:p>
+      <w:pPr>
+        <w:tabs>
+          <w:tab w:val="left" w:pos="3960"/>
+        </w:tabs>
+      </w:pPr>
+    </w:p>
+    <w:p>
+      <w:pPr>
+        <w:tabs>
+          <w:tab w:val="left" w:pos="3960"/>
+        </w:tabs>
+      </w:pPr>
+    </w:p>
+    <w:p>
+      <w:pPr>
+        <w:tabs>
+          <w:tab w:val="left" w:pos="3960"/>
+        </w:tabs>
+      </w:pPr>
+    </w:p>
+    <w:p>
+      <w:pPr>
+        <w:tabs>
+          <w:tab w:val="left" w:pos="3960"/>
+        </w:tabs>
+      </w:pPr>
+    </w:p>
+    <w:p>
+      <w:pPr>
+        <w:tabs>
+          <w:tab w:val="left" w:pos="3960"/>
+        </w:tabs>
+      </w:pPr>
+    </w:p>
+    <w:p>
+      <w:pPr>
+        <w:tabs>
+          <w:tab w:val="left" w:pos="3960"/>
+        </w:tabs>
+      </w:pPr>
+    </w:p>
+    <w:p/>
+    <w:p/>
+    <w:p/>
+    <w:p/>
+    <w:p/>
+    <w:p/>
+    <w:p/>
     <w:sectPr>
       <w:pgSz w:w="11906" w:h="16838"/>
       <w:pgMar w:top="1440" w:right="1440" w:bottom="1440" w:left="1440" w:header="708" w:footer="708" w:gutter="0"/>
@@ -92,6 +1043,163 @@
     </w:sectPr>
   </w:body>
 </w:document>
+</file>
+
+<file path=word/numbering.xml><?xml version="1.0" encoding="utf-8"?>
+<w:numbering xmlns:wpc="http://schemas.microsoft.com/office/word/2010/wordprocessingCanvas" xmlns:cx="http://schemas.microsoft.com/office/drawing/2014/chartex" xmlns:cx1="http://schemas.microsoft.com/office/drawing/2015/9/8/chartex" xmlns:cx2="http://schemas.microsoft.com/office/drawing/2015/10/21/chartex" xmlns:cx3="http://schemas.microsoft.com/office/drawing/2016/5/9/chartex" xmlns:cx4="http://schemas.microsoft.com/office/drawing/2016/5/10/chartex" xmlns:cx5="http://schemas.microsoft.com/office/drawing/2016/5/11/chartex" xmlns:cx6="http://schemas.microsoft.com/office/drawing/2016/5/12/chartex" xmlns:cx7="http://schemas.microsoft.com/office/drawing/2016/5/13/chartex" xmlns:cx8="http://schemas.microsoft.com/office/drawing/2016/5/14/chartex" xmlns:mc="http://schemas.openxmlformats.org/markup-compatibility/2006" xmlns:aink="http://schemas.microsoft.com/office/drawing/2016/ink" xmlns:am3d="http://schemas.microsoft.com/office/drawing/2017/model3d" xmlns:o="urn:schemas-microsoft-com:office:office" xmlns:oel="http://schemas.microsoft.com/office/2019/extlst" xmlns:r="http://schemas.openxmlformats.org/officeDocument/2006/relationships" xmlns:m="http://schemas.openxmlformats.org/officeDocument/2006/math" xmlns:v="urn:schemas-microsoft-com:vml" xmlns:wp14="http://schemas.microsoft.com/office/word/2010/wordprocessingDrawing" xmlns:wp="http://schemas.openxmlformats.org/drawingml/2006/wordprocessingDrawing" xmlns:w10="urn:schemas-microsoft-com:office:word" xmlns:w="http://schemas.openxmlformats.org/wordprocessingml/2006/main" xmlns:w14="http://schemas.microsoft.com/office/word/2010/wordml" xmlns:w15="http://schemas.microsoft.com/office/word/2012/wordml" xmlns:w16cex="http://schemas.microsoft.com/office/word/2018/wordml/cex" xmlns:w16cid="http://schemas.microsoft.com/office/word/2016/wordml/cid" xmlns:w16="http://schemas.microsoft.com/office/word/2018/wordml" xmlns:w16du="http://schemas.microsoft.com/office/word/2023/wordml/word16du" xmlns:w16sdtdh="http://schemas.microsoft.com/office/word/2020/wordml/sdtdatahash" xmlns:w16sdtfl="http://schemas.microsoft.com/office/word/2024/wordml/sdtformatlock" xmlns:w16se="http://schemas.microsoft.com/office/word/2015/wordml/symex" xmlns:wpg="http://schemas.microsoft.com/office/word/2010/wordprocessingGroup" xmlns:wpi="http://schemas.microsoft.com/office/word/2010/wordprocessingInk" xmlns:wne="http://schemas.microsoft.com/office/word/2006/wordml" xmlns:wps="http://schemas.microsoft.com/office/word/2010/wordprocessingShape" mc:Ignorable="w14 w15 w16se w16cid w16 w16cex w16sdtdh w16sdtfl w16du wp14">
+  <w:abstractNum w:abstractNumId="0" w15:restartNumberingAfterBreak="0">
+    <w:nsid w:val="71313071"/>
+    <w:multiLevelType w:val="multilevel"/>
+    <w:tmpl w:val="35FEDBF6"/>
+    <w:lvl w:ilvl="0">
+      <w:start w:val="1"/>
+      <w:numFmt w:val="bullet"/>
+      <w:lvlText w:val=""/>
+      <w:lvlJc w:val="left"/>
+      <w:pPr>
+        <w:tabs>
+          <w:tab w:val="num" w:pos="720"/>
+        </w:tabs>
+        <w:ind w:left="720" w:hanging="360"/>
+      </w:pPr>
+      <w:rPr>
+        <w:rFonts w:ascii="Symbol" w:hAnsi="Symbol" w:hint="default"/>
+        <w:sz w:val="20"/>
+      </w:rPr>
+    </w:lvl>
+    <w:lvl w:ilvl="1" w:tentative="1">
+      <w:start w:val="1"/>
+      <w:numFmt w:val="bullet"/>
+      <w:lvlText w:val="o"/>
+      <w:lvlJc w:val="left"/>
+      <w:pPr>
+        <w:tabs>
+          <w:tab w:val="num" w:pos="1440"/>
+        </w:tabs>
+        <w:ind w:left="1440" w:hanging="360"/>
+      </w:pPr>
+      <w:rPr>
+        <w:rFonts w:ascii="Courier New" w:hAnsi="Courier New" w:hint="default"/>
+        <w:sz w:val="20"/>
+      </w:rPr>
+    </w:lvl>
+    <w:lvl w:ilvl="2" w:tentative="1">
+      <w:start w:val="1"/>
+      <w:numFmt w:val="bullet"/>
+      <w:lvlText w:val=""/>
+      <w:lvlJc w:val="left"/>
+      <w:pPr>
+        <w:tabs>
+          <w:tab w:val="num" w:pos="2160"/>
+        </w:tabs>
+        <w:ind w:left="2160" w:hanging="360"/>
+      </w:pPr>
+      <w:rPr>
+        <w:rFonts w:ascii="Wingdings" w:hAnsi="Wingdings" w:hint="default"/>
+        <w:sz w:val="20"/>
+      </w:rPr>
+    </w:lvl>
+    <w:lvl w:ilvl="3" w:tentative="1">
+      <w:start w:val="1"/>
+      <w:numFmt w:val="bullet"/>
+      <w:lvlText w:val=""/>
+      <w:lvlJc w:val="left"/>
+      <w:pPr>
+        <w:tabs>
+          <w:tab w:val="num" w:pos="2880"/>
+        </w:tabs>
+        <w:ind w:left="2880" w:hanging="360"/>
+      </w:pPr>
+      <w:rPr>
+        <w:rFonts w:ascii="Wingdings" w:hAnsi="Wingdings" w:hint="default"/>
+        <w:sz w:val="20"/>
+      </w:rPr>
+    </w:lvl>
+    <w:lvl w:ilvl="4" w:tentative="1">
+      <w:start w:val="1"/>
+      <w:numFmt w:val="bullet"/>
+      <w:lvlText w:val=""/>
+      <w:lvlJc w:val="left"/>
+      <w:pPr>
+        <w:tabs>
+          <w:tab w:val="num" w:pos="3600"/>
+        </w:tabs>
+        <w:ind w:left="3600" w:hanging="360"/>
+      </w:pPr>
+      <w:rPr>
+        <w:rFonts w:ascii="Wingdings" w:hAnsi="Wingdings" w:hint="default"/>
+        <w:sz w:val="20"/>
+      </w:rPr>
+    </w:lvl>
+    <w:lvl w:ilvl="5" w:tentative="1">
+      <w:start w:val="1"/>
+      <w:numFmt w:val="bullet"/>
+      <w:lvlText w:val=""/>
+      <w:lvlJc w:val="left"/>
+      <w:pPr>
+        <w:tabs>
+          <w:tab w:val="num" w:pos="4320"/>
+        </w:tabs>
+        <w:ind w:left="4320" w:hanging="360"/>
+      </w:pPr>
+      <w:rPr>
+        <w:rFonts w:ascii="Wingdings" w:hAnsi="Wingdings" w:hint="default"/>
+        <w:sz w:val="20"/>
+      </w:rPr>
+    </w:lvl>
+    <w:lvl w:ilvl="6" w:tentative="1">
+      <w:start w:val="1"/>
+      <w:numFmt w:val="bullet"/>
+      <w:lvlText w:val=""/>
+      <w:lvlJc w:val="left"/>
+      <w:pPr>
+        <w:tabs>
+          <w:tab w:val="num" w:pos="5040"/>
+        </w:tabs>
+        <w:ind w:left="5040" w:hanging="360"/>
+      </w:pPr>
+      <w:rPr>
+        <w:rFonts w:ascii="Wingdings" w:hAnsi="Wingdings" w:hint="default"/>
+        <w:sz w:val="20"/>
+      </w:rPr>
+    </w:lvl>
+    <w:lvl w:ilvl="7" w:tentative="1">
+      <w:start w:val="1"/>
+      <w:numFmt w:val="bullet"/>
+      <w:lvlText w:val=""/>
+      <w:lvlJc w:val="left"/>
+      <w:pPr>
+        <w:tabs>
+          <w:tab w:val="num" w:pos="5760"/>
+        </w:tabs>
+        <w:ind w:left="5760" w:hanging="360"/>
+      </w:pPr>
+      <w:rPr>
+        <w:rFonts w:ascii="Wingdings" w:hAnsi="Wingdings" w:hint="default"/>
+        <w:sz w:val="20"/>
+      </w:rPr>
+    </w:lvl>
+    <w:lvl w:ilvl="8" w:tentative="1">
+      <w:start w:val="1"/>
+      <w:numFmt w:val="bullet"/>
+      <w:lvlText w:val=""/>
+      <w:lvlJc w:val="left"/>
+      <w:pPr>
+        <w:tabs>
+          <w:tab w:val="num" w:pos="6480"/>
+        </w:tabs>
+        <w:ind w:left="6480" w:hanging="360"/>
+      </w:pPr>
+      <w:rPr>
+        <w:rFonts w:ascii="Wingdings" w:hAnsi="Wingdings" w:hint="default"/>
+        <w:sz w:val="20"/>
+      </w:rPr>
+    </w:lvl>
+  </w:abstractNum>
+  <w:num w:numId="1" w16cid:durableId="247274360">
+    <w:abstractNumId w:val="0"/>
+  </w:num>
+</w:numbering>
 </file>
 
 <file path=word/styles.xml><?xml version="1.0" encoding="utf-8"?>
@@ -1011,6 +2119,200 @@
       <w:spacing w:val="5"/>
     </w:rPr>
   </w:style>
+  <w:style w:type="table" w:styleId="TableGrid">
+    <w:name w:val="Table Grid"/>
+    <w:basedOn w:val="TableNormal"/>
+    <w:uiPriority w:val="39"/>
+    <w:rsid w:val="00E00BFB"/>
+    <w:pPr>
+      <w:spacing w:after="0" w:line="240" w:lineRule="auto"/>
+    </w:pPr>
+    <w:tblPr>
+      <w:tblBorders>
+        <w:top w:val="single" w:sz="4" w:space="0" w:color="auto"/>
+        <w:left w:val="single" w:sz="4" w:space="0" w:color="auto"/>
+        <w:bottom w:val="single" w:sz="4" w:space="0" w:color="auto"/>
+        <w:right w:val="single" w:sz="4" w:space="0" w:color="auto"/>
+        <w:insideH w:val="single" w:sz="4" w:space="0" w:color="auto"/>
+        <w:insideV w:val="single" w:sz="4" w:space="0" w:color="auto"/>
+      </w:tblBorders>
+    </w:tblPr>
+  </w:style>
+  <w:style w:type="table" w:styleId="TableGridLight">
+    <w:name w:val="Grid Table Light"/>
+    <w:basedOn w:val="TableNormal"/>
+    <w:uiPriority w:val="40"/>
+    <w:rsid w:val="00E00BFB"/>
+    <w:pPr>
+      <w:spacing w:after="0" w:line="240" w:lineRule="auto"/>
+    </w:pPr>
+    <w:tblPr>
+      <w:tblBorders>
+        <w:top w:val="single" w:sz="4" w:space="0" w:color="BFBFBF" w:themeColor="background1" w:themeShade="BF"/>
+        <w:left w:val="single" w:sz="4" w:space="0" w:color="BFBFBF" w:themeColor="background1" w:themeShade="BF"/>
+        <w:bottom w:val="single" w:sz="4" w:space="0" w:color="BFBFBF" w:themeColor="background1" w:themeShade="BF"/>
+        <w:right w:val="single" w:sz="4" w:space="0" w:color="BFBFBF" w:themeColor="background1" w:themeShade="BF"/>
+        <w:insideH w:val="single" w:sz="4" w:space="0" w:color="BFBFBF" w:themeColor="background1" w:themeShade="BF"/>
+        <w:insideV w:val="single" w:sz="4" w:space="0" w:color="BFBFBF" w:themeColor="background1" w:themeShade="BF"/>
+      </w:tblBorders>
+    </w:tblPr>
+  </w:style>
+  <w:style w:type="table" w:styleId="PlainTable1">
+    <w:name w:val="Plain Table 1"/>
+    <w:basedOn w:val="TableNormal"/>
+    <w:uiPriority w:val="41"/>
+    <w:rsid w:val="00E00BFB"/>
+    <w:pPr>
+      <w:spacing w:after="0" w:line="240" w:lineRule="auto"/>
+    </w:pPr>
+    <w:tblPr>
+      <w:tblStyleRowBandSize w:val="1"/>
+      <w:tblStyleColBandSize w:val="1"/>
+      <w:tblBorders>
+        <w:top w:val="single" w:sz="4" w:space="0" w:color="BFBFBF" w:themeColor="background1" w:themeShade="BF"/>
+        <w:left w:val="single" w:sz="4" w:space="0" w:color="BFBFBF" w:themeColor="background1" w:themeShade="BF"/>
+        <w:bottom w:val="single" w:sz="4" w:space="0" w:color="BFBFBF" w:themeColor="background1" w:themeShade="BF"/>
+        <w:right w:val="single" w:sz="4" w:space="0" w:color="BFBFBF" w:themeColor="background1" w:themeShade="BF"/>
+        <w:insideH w:val="single" w:sz="4" w:space="0" w:color="BFBFBF" w:themeColor="background1" w:themeShade="BF"/>
+        <w:insideV w:val="single" w:sz="4" w:space="0" w:color="BFBFBF" w:themeColor="background1" w:themeShade="BF"/>
+      </w:tblBorders>
+    </w:tblPr>
+    <w:tblStylePr w:type="firstRow">
+      <w:rPr>
+        <w:b/>
+        <w:bCs/>
+      </w:rPr>
+    </w:tblStylePr>
+    <w:tblStylePr w:type="lastRow">
+      <w:rPr>
+        <w:b/>
+        <w:bCs/>
+      </w:rPr>
+      <w:tblPr/>
+      <w:tcPr>
+        <w:tcBorders>
+          <w:top w:val="double" w:sz="4" w:space="0" w:color="BFBFBF" w:themeColor="background1" w:themeShade="BF"/>
+        </w:tcBorders>
+      </w:tcPr>
+    </w:tblStylePr>
+    <w:tblStylePr w:type="firstCol">
+      <w:rPr>
+        <w:b/>
+        <w:bCs/>
+      </w:rPr>
+    </w:tblStylePr>
+    <w:tblStylePr w:type="lastCol">
+      <w:rPr>
+        <w:b/>
+        <w:bCs/>
+      </w:rPr>
+    </w:tblStylePr>
+    <w:tblStylePr w:type="band1Vert">
+      <w:tblPr/>
+      <w:tcPr>
+        <w:shd w:val="clear" w:color="auto" w:fill="F2F2F2" w:themeFill="background1" w:themeFillShade="F2"/>
+      </w:tcPr>
+    </w:tblStylePr>
+    <w:tblStylePr w:type="band1Horz">
+      <w:tblPr/>
+      <w:tcPr>
+        <w:shd w:val="clear" w:color="auto" w:fill="F2F2F2" w:themeFill="background1" w:themeFillShade="F2"/>
+      </w:tcPr>
+    </w:tblStylePr>
+  </w:style>
+  <w:style w:type="table" w:styleId="PlainTable3">
+    <w:name w:val="Plain Table 3"/>
+    <w:basedOn w:val="TableNormal"/>
+    <w:uiPriority w:val="43"/>
+    <w:rsid w:val="00E00BFB"/>
+    <w:pPr>
+      <w:spacing w:after="0" w:line="240" w:lineRule="auto"/>
+    </w:pPr>
+    <w:tblPr>
+      <w:tblStyleRowBandSize w:val="1"/>
+      <w:tblStyleColBandSize w:val="1"/>
+    </w:tblPr>
+    <w:tblStylePr w:type="firstRow">
+      <w:rPr>
+        <w:b/>
+        <w:bCs/>
+        <w:caps/>
+      </w:rPr>
+      <w:tblPr/>
+      <w:tcPr>
+        <w:tcBorders>
+          <w:bottom w:val="single" w:sz="4" w:space="0" w:color="7F7F7F" w:themeColor="text1" w:themeTint="80"/>
+        </w:tcBorders>
+      </w:tcPr>
+    </w:tblStylePr>
+    <w:tblStylePr w:type="lastRow">
+      <w:rPr>
+        <w:b/>
+        <w:bCs/>
+        <w:caps/>
+      </w:rPr>
+      <w:tblPr/>
+      <w:tcPr>
+        <w:tcBorders>
+          <w:top w:val="nil"/>
+        </w:tcBorders>
+      </w:tcPr>
+    </w:tblStylePr>
+    <w:tblStylePr w:type="firstCol">
+      <w:rPr>
+        <w:b/>
+        <w:bCs/>
+        <w:caps/>
+      </w:rPr>
+      <w:tblPr/>
+      <w:tcPr>
+        <w:tcBorders>
+          <w:right w:val="single" w:sz="4" w:space="0" w:color="7F7F7F" w:themeColor="text1" w:themeTint="80"/>
+        </w:tcBorders>
+      </w:tcPr>
+    </w:tblStylePr>
+    <w:tblStylePr w:type="lastCol">
+      <w:rPr>
+        <w:b/>
+        <w:bCs/>
+        <w:caps/>
+      </w:rPr>
+      <w:tblPr/>
+      <w:tcPr>
+        <w:tcBorders>
+          <w:left w:val="nil"/>
+        </w:tcBorders>
+      </w:tcPr>
+    </w:tblStylePr>
+    <w:tblStylePr w:type="band1Vert">
+      <w:tblPr/>
+      <w:tcPr>
+        <w:shd w:val="clear" w:color="auto" w:fill="F2F2F2" w:themeFill="background1" w:themeFillShade="F2"/>
+      </w:tcPr>
+    </w:tblStylePr>
+    <w:tblStylePr w:type="band1Horz">
+      <w:tblPr/>
+      <w:tcPr>
+        <w:shd w:val="clear" w:color="auto" w:fill="F2F2F2" w:themeFill="background1" w:themeFillShade="F2"/>
+      </w:tcPr>
+    </w:tblStylePr>
+    <w:tblStylePr w:type="neCell">
+      <w:tblPr/>
+      <w:tcPr>
+        <w:tcBorders>
+          <w:left w:val="nil"/>
+        </w:tcBorders>
+      </w:tcPr>
+    </w:tblStylePr>
+    <w:tblStylePr w:type="nwCell">
+      <w:tblPr/>
+      <w:tcPr>
+        <w:tcBorders>
+          <w:right w:val="nil"/>
+        </w:tcBorders>
+      </w:tcPr>
+    </w:tblStylePr>
+  </w:style>
 </w:styles>
 </file>
 
